--- a/deliverables/submission/오이소창원_참가신청서_최종수정본_20261004.docx
+++ b/deliverables/submission/오이소창원_참가신청서_최종수정본_20261004.docx
@@ -1574,7 +1574,7 @@
               </w:rPr>
               <w:t xml:space="preserve">■ 아니오(Streamlit Community Cloud 무료 배포: </w:t>
             </w:r>
-            <w:hyperlink w:history="1" r:id="rIdzdjt94couetqli1hpe-3t">
+            <w:hyperlink w:history="1" r:id="rId1aqj7hcy7avbme9az2o9j">
               <w:r>
                 <w:rPr>
                   <w:rStyle w:val="Hyperlink"/>
@@ -4117,7 +4117,7 @@
           <w:sz w:val="19"/>
           <w:szCs w:val="19"/>
         </w:rPr>
-        <w:t xml:space="preserve">일반부 거주 확인 주민등록등본(경남도내 거주자) 또는 재직증명서 — 9/28 신청 때 낸 자격 증빙 서류 그대로(서식 제2호 참가자 동의서도 9/28 제출본 유지).</w:t>
+        <w:t xml:space="preserve">일반부 거주 확인 주민등록등본 1통(경남도내 거주자) — 9/28 신청 때 제출 완료(서식 제2호 참가자 동의서도 9/28 제출본 유지).</w:t>
       </w:r>
     </w:p>
     <w:p>

--- a/deliverables/submission/오이소창원_참가신청서_최종수정본_20261004.docx
+++ b/deliverables/submission/오이소창원_참가신청서_최종수정본_20261004.docx
@@ -1574,7 +1574,7 @@
               </w:rPr>
               <w:t xml:space="preserve">■ 아니오(Streamlit Community Cloud 무료 배포: </w:t>
             </w:r>
-            <w:hyperlink w:history="1" r:id="rId1aqj7hcy7avbme9az2o9j">
+            <w:hyperlink w:history="1" r:id="rIdxyl5im0xdlcojiafporvh">
               <w:r>
                 <w:rPr>
                   <w:rStyle w:val="Hyperlink"/>

--- a/deliverables/submission/오이소창원_참가신청서_최종수정본_20261004.docx
+++ b/deliverables/submission/오이소창원_참가신청서_최종수정본_20261004.docx
@@ -1574,7 +1574,7 @@
               </w:rPr>
               <w:t xml:space="preserve">■ 아니오(Streamlit Community Cloud 무료 배포: </w:t>
             </w:r>
-            <w:hyperlink w:history="1" r:id="rIdxyl5im0xdlcojiafporvh">
+            <w:hyperlink w:history="1" r:id="rId9diykd8lxydt4fgjj45qt">
               <w:r>
                 <w:rPr>
                   <w:rStyle w:val="Hyperlink"/>

--- a/deliverables/submission/오이소창원_참가신청서_최종수정본_20261004.docx
+++ b/deliverables/submission/오이소창원_참가신청서_최종수정본_20261004.docx
@@ -1374,7 +1374,7 @@
                 <w:sz w:val="17"/>
                 <w:szCs w:val="17"/>
               </w:rPr>
-              <w:t xml:space="preserve">■ GPT(OpenAI GPT-4.1 mini — 앱 안 도구 호출·답 문장 작성) · 개발 보조: Claude·GPT(코드·문서 작성 보조, 팀 검수)</w:t>
+              <w:t xml:space="preserve">■ GPT(OpenAI GPT-4.1 mini — 앱 안 도구 호출·답 문장 작성) · 개발 보조: Claude Opus 5.5(추론 수준 중간)·GPT(코드·문서 작성 보조, 팀 검수)</w:t>
             </w:r>
           </w:p>
         </w:tc>
@@ -1574,7 +1574,7 @@
               </w:rPr>
               <w:t xml:space="preserve">■ 아니오(Streamlit Community Cloud 무료 배포: </w:t>
             </w:r>
-            <w:hyperlink w:history="1" r:id="rId9diykd8lxydt4fgjj45qt">
+            <w:hyperlink w:history="1" r:id="rId_xfiphssyy21im9i_ns4v">
               <w:r>
                 <w:rPr>
                   <w:rStyle w:val="Hyperlink"/>
@@ -2094,7 +2094,7 @@
                 <w:sz w:val="17"/>
                 <w:szCs w:val="17"/>
               </w:rPr>
-              <w:t xml:space="preserve">10/5–10/6</w:t>
+              <w:t xml:space="preserve">10/5</w:t>
             </w:r>
           </w:p>
         </w:tc>
@@ -2124,7 +2124,73 @@
                 <w:sz w:val="17"/>
                 <w:szCs w:val="17"/>
               </w:rPr>
-              <w:t xml:space="preserve">시연영상·발표자료, 최종 검수·제출</w:t>
+              <w:t xml:space="preserve">시연영상(웹·모바일) 촬영·편집, 발표자료 제작</w:t>
+            </w:r>
+          </w:p>
+        </w:tc>
+      </w:tr>
+      <w:tr>
+        <w:trPr>
+          <w:cantSplit/>
+          <w:tblHeader w:val="false"/>
+        </w:trPr>
+        <w:tc>
+          <w:tcPr>
+            <w:tcW w:type="dxa" w:w="2060"/>
+            <w:tcBorders>
+              <w:top w:val="single" w:color="C9D3DF" w:sz="4"/>
+              <w:left w:val="single" w:color="C9D3DF" w:sz="4"/>
+              <w:bottom w:val="single" w:color="C9D3DF" w:sz="4"/>
+              <w:right w:val="single" w:color="C9D3DF" w:sz="4"/>
+            </w:tcBorders>
+            <w:tcMar>
+              <w:top w:type="dxa" w:w="50"/>
+              <w:left w:type="dxa" w:w="80"/>
+              <w:bottom w:type="dxa" w:w="50"/>
+              <w:right w:type="dxa" w:w="80"/>
+            </w:tcMar>
+          </w:tcPr>
+          <w:p>
+            <w:pPr>
+              <w:jc w:val="center"/>
+            </w:pPr>
+            <w:r>
+              <w:rPr>
+                <w:rFonts w:ascii="Malgun Gothic" w:cs="Malgun Gothic" w:eastAsia="Malgun Gothic" w:hAnsi="Malgun Gothic"/>
+                <w:sz w:val="17"/>
+                <w:szCs w:val="17"/>
+              </w:rPr>
+              <w:t xml:space="preserve">10/6</w:t>
+            </w:r>
+          </w:p>
+        </w:tc>
+        <w:tc>
+          <w:tcPr>
+            <w:tcW w:type="dxa" w:w="8144"/>
+            <w:tcBorders>
+              <w:top w:val="single" w:color="C9D3DF" w:sz="4"/>
+              <w:left w:val="single" w:color="C9D3DF" w:sz="4"/>
+              <w:bottom w:val="single" w:color="C9D3DF" w:sz="4"/>
+              <w:right w:val="single" w:color="C9D3DF" w:sz="4"/>
+            </w:tcBorders>
+            <w:tcMar>
+              <w:top w:type="dxa" w:w="50"/>
+              <w:left w:type="dxa" w:w="80"/>
+              <w:bottom w:type="dxa" w:w="50"/>
+              <w:right w:type="dxa" w:w="80"/>
+            </w:tcMar>
+          </w:tcPr>
+          <w:p>
+            <w:pPr>
+              <w:jc w:val="left"/>
+            </w:pPr>
+            <w:r>
+              <w:rPr>
+                <w:rFonts w:ascii="Malgun Gothic" w:cs="Malgun Gothic" w:eastAsia="Malgun Gothic" w:hAnsi="Malgun Gothic"/>
+                <w:sz w:val="17"/>
+                <w:szCs w:val="17"/>
+              </w:rPr>
+              <w:t xml:space="preserve">최종 검수·제출</w:t>
             </w:r>
           </w:p>
         </w:tc>

--- a/deliverables/submission/오이소창원_참가신청서_최종수정본_20261004.docx
+++ b/deliverables/submission/오이소창원_참가신청서_최종수정본_20261004.docx
@@ -1574,7 +1574,7 @@
               </w:rPr>
               <w:t xml:space="preserve">■ 아니오(Streamlit Community Cloud 무료 배포: </w:t>
             </w:r>
-            <w:hyperlink w:history="1" r:id="rId_xfiphssyy21im9i_ns4v">
+            <w:hyperlink w:history="1" r:id="rIdtvuxan4ji1se5nkha78vt">
               <w:r>
                 <w:rPr>
                   <w:rStyle w:val="Hyperlink"/>

--- a/deliverables/submission/오이소창원_참가신청서_최종수정본_20261004.docx
+++ b/deliverables/submission/오이소창원_참가신청서_최종수정본_20261004.docx
@@ -1574,7 +1574,7 @@
               </w:rPr>
               <w:t xml:space="preserve">■ 아니오(Streamlit Community Cloud 무료 배포: </w:t>
             </w:r>
-            <w:hyperlink w:history="1" r:id="rIdtvuxan4ji1se5nkha78vt">
+            <w:hyperlink w:history="1" r:id="rIdovmhjhg1curqkc1ivn-jz">
               <w:r>
                 <w:rPr>
                   <w:rStyle w:val="Hyperlink"/>

--- a/deliverables/submission/오이소창원_참가신청서_최종수정본_20261004.docx
+++ b/deliverables/submission/오이소창원_참가신청서_최종수정본_20261004.docx
@@ -125,7 +125,7 @@
           <w:sz w:val="19"/>
           <w:szCs w:val="19"/>
         </w:rPr>
-        <w:t xml:space="preserve">(서식 제1호) · 9/28 제출본을 개발 결과(10/4) 기준으로 고친 최종 수정본 · 개인정보(연락처·E-MAIL·소속)는 9/28 제출본과 같음</w:t>
+        <w:t xml:space="preserve">(서식 제1호) · 9/28 제출본을 개발 결과(10/5) 기준으로 고친 최종 수정본 · 개인정보(연락처·E-MAIL·소속)는 9/28 제출본과 같음</w:t>
       </w:r>
     </w:p>
     <w:tbl>
@@ -543,7 +543,7 @@
                 <w:sz w:val="17"/>
                 <w:szCs w:val="17"/>
               </w:rPr>
-              <w:t xml:space="preserve">이*영 · 경상남도 창원시</w:t>
+              <w:t xml:space="preserve">이*영 · 경상남도 창원시 · 소속: [이미영 님 자료 확인 후 기재 — 프리랜서 강사, 소속 직장·사업자등록 여부]</w:t>
             </w:r>
           </w:p>
         </w:tc>
@@ -1374,7 +1374,7 @@
                 <w:sz w:val="17"/>
                 <w:szCs w:val="17"/>
               </w:rPr>
-              <w:t xml:space="preserve">■ GPT(OpenAI GPT-4.1 mini — 앱 안 도구 호출·답 문장 작성) · 개발 보조: Claude Opus 5.5(추론 수준 중간)·GPT(코드·문서 작성 보조, 팀 검수)</w:t>
+              <w:t xml:space="preserve">■ GPT(OpenAI GPT-4.1 mini — 앱 안 도구 호출·답 문장 작성) · 개발 보조: Claude Opus 5.5(추론 수준 중간)·GPT·ChatGPT(GPT-5.6 Sol)·OpenAI Codex(코드·문서·UX/UI 작업 보조, 팀 검수)</w:t>
             </w:r>
           </w:p>
         </w:tc>
@@ -1574,7 +1574,7 @@
               </w:rPr>
               <w:t xml:space="preserve">■ 아니오(Streamlit Community Cloud 무료 배포: </w:t>
             </w:r>
-            <w:hyperlink w:history="1" r:id="rIdovmhjhg1curqkc1ivn-jz">
+            <w:hyperlink w:history="1" r:id="rIdu4_6va6orng4riapvcrrs">
               <w:r>
                 <w:rPr>
                   <w:rStyle w:val="Hyperlink"/>
@@ -2058,7 +2058,7 @@
                 <w:sz w:val="17"/>
                 <w:szCs w:val="17"/>
               </w:rPr>
-              <w:t xml:space="preserve">테스트 의견 반영, 첫 화면·세부 화면 새 디자인, 이메일 알림 완성, 개발완료보고서·기술설명서</w:t>
+              <w:t xml:space="preserve">테스트 의견 반영, 첫 화면·세부 화면 새 디자인, 이메일 알림 완성, 완료보고서·기술명세서</w:t>
             </w:r>
           </w:p>
         </w:tc>
@@ -2124,7 +2124,7 @@
                 <w:sz w:val="17"/>
                 <w:szCs w:val="17"/>
               </w:rPr>
-              <w:t xml:space="preserve">시연영상(웹·모바일) 촬영·편집, 발표자료 제작</w:t>
+              <w:t xml:space="preserve">팀장 노트북·휴대폰 전체 검수 후 UX/UI 개선 4번(여백·정렬·카드·입력 폼·질문/답변 배치, 기능 변경 없음, 자동 테스트 127개 통과), 시연동영상(웹·모바일) 촬영·편집, 발표자료 제작</w:t>
             </w:r>
           </w:p>
         </w:tc>
@@ -2252,8 +2252,8 @@
         </w:tblBorders>
       </w:tblPr>
       <w:tblGrid>
-        <w:gridCol w:w="4534"/>
-        <w:gridCol w:w="5670"/>
+        <w:gridCol w:w="4455"/>
+        <w:gridCol w:w="5749"/>
       </w:tblGrid>
       <w:tr>
         <w:trPr>
@@ -2262,7 +2262,7 @@
         </w:trPr>
         <w:tc>
           <w:tcPr>
-            <w:tcW w:type="dxa" w:w="4534"/>
+            <w:tcW w:type="dxa" w:w="4455"/>
             <w:tcBorders>
               <w:top w:val="single" w:color="C9D3DF" w:sz="4"/>
               <w:left w:val="single" w:color="C9D3DF" w:sz="4"/>
@@ -2296,7 +2296,7 @@
         </w:tc>
         <w:tc>
           <w:tcPr>
-            <w:tcW w:type="dxa" w:w="5670"/>
+            <w:tcW w:type="dxa" w:w="5749"/>
             <w:tcBorders>
               <w:top w:val="single" w:color="C9D3DF" w:sz="4"/>
               <w:left w:val="single" w:color="C9D3DF" w:sz="4"/>
@@ -2324,7 +2324,7 @@
                 <w:sz w:val="17"/>
                 <w:szCs w:val="17"/>
               </w:rPr>
-              <w:t xml:space="preserve">결과(10/4)</w:t>
+              <w:t xml:space="preserve">결과(10/5)</w:t>
             </w:r>
           </w:p>
         </w:tc>
@@ -2336,7 +2336,7 @@
         </w:trPr>
         <w:tc>
           <w:tcPr>
-            <w:tcW w:type="dxa" w:w="4534"/>
+            <w:tcW w:type="dxa" w:w="4455"/>
             <w:tcBorders>
               <w:top w:val="single" w:color="C9D3DF" w:sz="4"/>
               <w:left w:val="single" w:color="C9D3DF" w:sz="4"/>
@@ -2366,7 +2366,7 @@
         </w:tc>
         <w:tc>
           <w:tcPr>
-            <w:tcW w:type="dxa" w:w="5670"/>
+            <w:tcW w:type="dxa" w:w="5749"/>
             <w:tcBorders>
               <w:top w:val="single" w:color="C9D3DF" w:sz="4"/>
               <w:left w:val="single" w:color="C9D3DF" w:sz="4"/>
@@ -2402,7 +2402,7 @@
         </w:trPr>
         <w:tc>
           <w:tcPr>
-            <w:tcW w:type="dxa" w:w="4534"/>
+            <w:tcW w:type="dxa" w:w="4455"/>
             <w:tcBorders>
               <w:top w:val="single" w:color="C9D3DF" w:sz="4"/>
               <w:left w:val="single" w:color="C9D3DF" w:sz="4"/>
@@ -2432,7 +2432,7 @@
         </w:tc>
         <w:tc>
           <w:tcPr>
-            <w:tcW w:type="dxa" w:w="5670"/>
+            <w:tcW w:type="dxa" w:w="5749"/>
             <w:tcBorders>
               <w:top w:val="single" w:color="C9D3DF" w:sz="4"/>
               <w:left w:val="single" w:color="C9D3DF" w:sz="4"/>
@@ -2468,7 +2468,7 @@
         </w:trPr>
         <w:tc>
           <w:tcPr>
-            <w:tcW w:type="dxa" w:w="4534"/>
+            <w:tcW w:type="dxa" w:w="4455"/>
             <w:tcBorders>
               <w:top w:val="single" w:color="C9D3DF" w:sz="4"/>
               <w:left w:val="single" w:color="C9D3DF" w:sz="4"/>
@@ -2498,7 +2498,7 @@
         </w:tc>
         <w:tc>
           <w:tcPr>
-            <w:tcW w:type="dxa" w:w="5670"/>
+            <w:tcW w:type="dxa" w:w="5749"/>
             <w:tcBorders>
               <w:top w:val="single" w:color="C9D3DF" w:sz="4"/>
               <w:left w:val="single" w:color="C9D3DF" w:sz="4"/>
@@ -2534,7 +2534,7 @@
         </w:trPr>
         <w:tc>
           <w:tcPr>
-            <w:tcW w:type="dxa" w:w="4534"/>
+            <w:tcW w:type="dxa" w:w="4455"/>
             <w:tcBorders>
               <w:top w:val="single" w:color="C9D3DF" w:sz="4"/>
               <w:left w:val="single" w:color="C9D3DF" w:sz="4"/>
@@ -2564,7 +2564,7 @@
         </w:tc>
         <w:tc>
           <w:tcPr>
-            <w:tcW w:type="dxa" w:w="5670"/>
+            <w:tcW w:type="dxa" w:w="5749"/>
             <w:tcBorders>
               <w:top w:val="single" w:color="C9D3DF" w:sz="4"/>
               <w:left w:val="single" w:color="C9D3DF" w:sz="4"/>
@@ -2600,7 +2600,7 @@
         </w:trPr>
         <w:tc>
           <w:tcPr>
-            <w:tcW w:type="dxa" w:w="4534"/>
+            <w:tcW w:type="dxa" w:w="4455"/>
             <w:tcBorders>
               <w:top w:val="single" w:color="C9D3DF" w:sz="4"/>
               <w:left w:val="single" w:color="C9D3DF" w:sz="4"/>
@@ -2630,31 +2630,31 @@
         </w:tc>
         <w:tc>
           <w:tcPr>
-            <w:tcW w:type="dxa" w:w="5670"/>
-            <w:tcBorders>
-              <w:top w:val="single" w:color="C9D3DF" w:sz="4"/>
-              <w:left w:val="single" w:color="C9D3DF" w:sz="4"/>
-              <w:bottom w:val="single" w:color="C9D3DF" w:sz="4"/>
-              <w:right w:val="single" w:color="C9D3DF" w:sz="4"/>
-            </w:tcBorders>
-            <w:tcMar>
-              <w:top w:type="dxa" w:w="50"/>
-              <w:left w:type="dxa" w:w="80"/>
-              <w:bottom w:type="dxa" w:w="50"/>
-              <w:right w:type="dxa" w:w="80"/>
-            </w:tcMar>
-          </w:tcPr>
-          <w:p>
-            <w:pPr>
-              <w:jc w:val="left"/>
-            </w:pPr>
-            <w:r>
-              <w:rPr>
-                <w:rFonts w:ascii="Malgun Gothic" w:cs="Malgun Gothic" w:eastAsia="Malgun Gothic" w:hAnsi="Malgun Gothic"/>
-                <w:sz w:val="17"/>
-                <w:szCs w:val="17"/>
-              </w:rPr>
-              <w:t xml:space="preserve">실사용자 4명(문항 평균 4.56/5, 만족도 4.75/5, 추천 4/4) + 팀 자체 테스트 33번(지적 83건 모두 반영)</w:t>
+            <w:tcW w:type="dxa" w:w="5749"/>
+            <w:tcBorders>
+              <w:top w:val="single" w:color="C9D3DF" w:sz="4"/>
+              <w:left w:val="single" w:color="C9D3DF" w:sz="4"/>
+              <w:bottom w:val="single" w:color="C9D3DF" w:sz="4"/>
+              <w:right w:val="single" w:color="C9D3DF" w:sz="4"/>
+            </w:tcBorders>
+            <w:tcMar>
+              <w:top w:type="dxa" w:w="50"/>
+              <w:left w:type="dxa" w:w="80"/>
+              <w:bottom w:type="dxa" w:w="50"/>
+              <w:right w:type="dxa" w:w="80"/>
+            </w:tcMar>
+          </w:tcPr>
+          <w:p>
+            <w:pPr>
+              <w:jc w:val="left"/>
+            </w:pPr>
+            <w:r>
+              <w:rPr>
+                <w:rFonts w:ascii="Malgun Gothic" w:cs="Malgun Gothic" w:eastAsia="Malgun Gothic" w:hAnsi="Malgun Gothic"/>
+                <w:sz w:val="17"/>
+                <w:szCs w:val="17"/>
+              </w:rPr>
+              <w:t xml:space="preserve">테스트 3종 총 53회 — 실사용자 4명(문항 평균 4.56/5, 만족도 4.75/5, 추천 4/4) · 팀 자체 37회(지적 87건 모두 반영) · AI 자동 12회</w:t>
             </w:r>
           </w:p>
         </w:tc>
@@ -2666,7 +2666,7 @@
         </w:trPr>
         <w:tc>
           <w:tcPr>
-            <w:tcW w:type="dxa" w:w="4534"/>
+            <w:tcW w:type="dxa" w:w="4455"/>
             <w:tcBorders>
               <w:top w:val="single" w:color="C9D3DF" w:sz="4"/>
               <w:left w:val="single" w:color="C9D3DF" w:sz="4"/>
@@ -2696,7 +2696,7 @@
         </w:tc>
         <w:tc>
           <w:tcPr>
-            <w:tcW w:type="dxa" w:w="5670"/>
+            <w:tcW w:type="dxa" w:w="5749"/>
             <w:tcBorders>
               <w:top w:val="single" w:color="C9D3DF" w:sz="4"/>
               <w:left w:val="single" w:color="C9D3DF" w:sz="4"/>
@@ -2809,9 +2809,9 @@
       </w:tblPr>
       <w:tblGrid>
         <w:gridCol w:w="2460"/>
-        <w:gridCol w:w="2422"/>
-        <w:gridCol w:w="3172"/>
-        <w:gridCol w:w="2150"/>
+        <w:gridCol w:w="2408"/>
+        <w:gridCol w:w="3199"/>
+        <w:gridCol w:w="2137"/>
       </w:tblGrid>
       <w:tr>
         <w:trPr>
@@ -2854,7 +2854,7 @@
         </w:tc>
         <w:tc>
           <w:tcPr>
-            <w:tcW w:type="dxa" w:w="2422"/>
+            <w:tcW w:type="dxa" w:w="2408"/>
             <w:tcBorders>
               <w:top w:val="single" w:color="C9D3DF" w:sz="4"/>
               <w:left w:val="single" w:color="C9D3DF" w:sz="4"/>
@@ -2888,7 +2888,7 @@
         </w:tc>
         <w:tc>
           <w:tcPr>
-            <w:tcW w:type="dxa" w:w="3172"/>
+            <w:tcW w:type="dxa" w:w="3199"/>
             <w:tcBorders>
               <w:top w:val="single" w:color="C9D3DF" w:sz="4"/>
               <w:left w:val="single" w:color="C9D3DF" w:sz="4"/>
@@ -2916,13 +2916,13 @@
                 <w:sz w:val="17"/>
                 <w:szCs w:val="17"/>
               </w:rPr>
-              <w:t xml:space="preserve">최종(10/4)</w:t>
-            </w:r>
-          </w:p>
-        </w:tc>
-        <w:tc>
-          <w:tcPr>
-            <w:tcW w:type="dxa" w:w="2150"/>
+              <w:t xml:space="preserve">최종(10/5)</w:t>
+            </w:r>
+          </w:p>
+        </w:tc>
+        <w:tc>
+          <w:tcPr>
+            <w:tcW w:type="dxa" w:w="2137"/>
             <w:tcBorders>
               <w:top w:val="single" w:color="C9D3DF" w:sz="4"/>
               <w:left w:val="single" w:color="C9D3DF" w:sz="4"/>
@@ -2992,7 +2992,7 @@
         </w:tc>
         <w:tc>
           <w:tcPr>
-            <w:tcW w:type="dxa" w:w="2422"/>
+            <w:tcW w:type="dxa" w:w="2408"/>
             <w:tcBorders>
               <w:top w:val="single" w:color="C9D3DF" w:sz="4"/>
               <w:left w:val="single" w:color="C9D3DF" w:sz="4"/>
@@ -3022,7 +3022,7 @@
         </w:tc>
         <w:tc>
           <w:tcPr>
-            <w:tcW w:type="dxa" w:w="3172"/>
+            <w:tcW w:type="dxa" w:w="3199"/>
             <w:tcBorders>
               <w:top w:val="single" w:color="C9D3DF" w:sz="4"/>
               <w:left w:val="single" w:color="C9D3DF" w:sz="4"/>
@@ -3052,7 +3052,7 @@
         </w:tc>
         <w:tc>
           <w:tcPr>
-            <w:tcW w:type="dxa" w:w="2150"/>
+            <w:tcW w:type="dxa" w:w="2137"/>
             <w:tcBorders>
               <w:top w:val="single" w:color="C9D3DF" w:sz="4"/>
               <w:left w:val="single" w:color="C9D3DF" w:sz="4"/>
@@ -3118,7 +3118,7 @@
         </w:tc>
         <w:tc>
           <w:tcPr>
-            <w:tcW w:type="dxa" w:w="2422"/>
+            <w:tcW w:type="dxa" w:w="2408"/>
             <w:tcBorders>
               <w:top w:val="single" w:color="C9D3DF" w:sz="4"/>
               <w:left w:val="single" w:color="C9D3DF" w:sz="4"/>
@@ -3148,7 +3148,7 @@
         </w:tc>
         <w:tc>
           <w:tcPr>
-            <w:tcW w:type="dxa" w:w="3172"/>
+            <w:tcW w:type="dxa" w:w="3199"/>
             <w:tcBorders>
               <w:top w:val="single" w:color="C9D3DF" w:sz="4"/>
               <w:left w:val="single" w:color="C9D3DF" w:sz="4"/>
@@ -3178,7 +3178,7 @@
         </w:tc>
         <w:tc>
           <w:tcPr>
-            <w:tcW w:type="dxa" w:w="2150"/>
+            <w:tcW w:type="dxa" w:w="2137"/>
             <w:tcBorders>
               <w:top w:val="single" w:color="C9D3DF" w:sz="4"/>
               <w:left w:val="single" w:color="C9D3DF" w:sz="4"/>
@@ -3244,7 +3244,7 @@
         </w:tc>
         <w:tc>
           <w:tcPr>
-            <w:tcW w:type="dxa" w:w="2422"/>
+            <w:tcW w:type="dxa" w:w="2408"/>
             <w:tcBorders>
               <w:top w:val="single" w:color="C9D3DF" w:sz="4"/>
               <w:left w:val="single" w:color="C9D3DF" w:sz="4"/>
@@ -3274,7 +3274,7 @@
         </w:tc>
         <w:tc>
           <w:tcPr>
-            <w:tcW w:type="dxa" w:w="3172"/>
+            <w:tcW w:type="dxa" w:w="3199"/>
             <w:tcBorders>
               <w:top w:val="single" w:color="C9D3DF" w:sz="4"/>
               <w:left w:val="single" w:color="C9D3DF" w:sz="4"/>
@@ -3304,7 +3304,7 @@
         </w:tc>
         <w:tc>
           <w:tcPr>
-            <w:tcW w:type="dxa" w:w="2150"/>
+            <w:tcW w:type="dxa" w:w="2137"/>
             <w:tcBorders>
               <w:top w:val="single" w:color="C9D3DF" w:sz="4"/>
               <w:left w:val="single" w:color="C9D3DF" w:sz="4"/>
@@ -3370,7 +3370,7 @@
         </w:tc>
         <w:tc>
           <w:tcPr>
-            <w:tcW w:type="dxa" w:w="2422"/>
+            <w:tcW w:type="dxa" w:w="2408"/>
             <w:tcBorders>
               <w:top w:val="single" w:color="C9D3DF" w:sz="4"/>
               <w:left w:val="single" w:color="C9D3DF" w:sz="4"/>
@@ -3400,7 +3400,7 @@
         </w:tc>
         <w:tc>
           <w:tcPr>
-            <w:tcW w:type="dxa" w:w="3172"/>
+            <w:tcW w:type="dxa" w:w="3199"/>
             <w:tcBorders>
               <w:top w:val="single" w:color="C9D3DF" w:sz="4"/>
               <w:left w:val="single" w:color="C9D3DF" w:sz="4"/>
@@ -3430,7 +3430,7 @@
         </w:tc>
         <w:tc>
           <w:tcPr>
-            <w:tcW w:type="dxa" w:w="2150"/>
+            <w:tcW w:type="dxa" w:w="2137"/>
             <w:tcBorders>
               <w:top w:val="single" w:color="C9D3DF" w:sz="4"/>
               <w:left w:val="single" w:color="C9D3DF" w:sz="4"/>
@@ -3496,7 +3496,7 @@
         </w:tc>
         <w:tc>
           <w:tcPr>
-            <w:tcW w:type="dxa" w:w="2422"/>
+            <w:tcW w:type="dxa" w:w="2408"/>
             <w:tcBorders>
               <w:top w:val="single" w:color="C9D3DF" w:sz="4"/>
               <w:left w:val="single" w:color="C9D3DF" w:sz="4"/>
@@ -3526,7 +3526,7 @@
         </w:tc>
         <w:tc>
           <w:tcPr>
-            <w:tcW w:type="dxa" w:w="3172"/>
+            <w:tcW w:type="dxa" w:w="3199"/>
             <w:tcBorders>
               <w:top w:val="single" w:color="C9D3DF" w:sz="4"/>
               <w:left w:val="single" w:color="C9D3DF" w:sz="4"/>
@@ -3556,7 +3556,7 @@
         </w:tc>
         <w:tc>
           <w:tcPr>
-            <w:tcW w:type="dxa" w:w="2150"/>
+            <w:tcW w:type="dxa" w:w="2137"/>
             <w:tcBorders>
               <w:top w:val="single" w:color="C9D3DF" w:sz="4"/>
               <w:left w:val="single" w:color="C9D3DF" w:sz="4"/>
@@ -3622,7 +3622,7 @@
         </w:tc>
         <w:tc>
           <w:tcPr>
-            <w:tcW w:type="dxa" w:w="2422"/>
+            <w:tcW w:type="dxa" w:w="2408"/>
             <w:tcBorders>
               <w:top w:val="single" w:color="C9D3DF" w:sz="4"/>
               <w:left w:val="single" w:color="C9D3DF" w:sz="4"/>
@@ -3652,7 +3652,7 @@
         </w:tc>
         <w:tc>
           <w:tcPr>
-            <w:tcW w:type="dxa" w:w="3172"/>
+            <w:tcW w:type="dxa" w:w="3199"/>
             <w:tcBorders>
               <w:top w:val="single" w:color="C9D3DF" w:sz="4"/>
               <w:left w:val="single" w:color="C9D3DF" w:sz="4"/>
@@ -3682,7 +3682,7 @@
         </w:tc>
         <w:tc>
           <w:tcPr>
-            <w:tcW w:type="dxa" w:w="2150"/>
+            <w:tcW w:type="dxa" w:w="2137"/>
             <w:tcBorders>
               <w:top w:val="single" w:color="C9D3DF" w:sz="4"/>
               <w:left w:val="single" w:color="C9D3DF" w:sz="4"/>
@@ -3748,7 +3748,7 @@
         </w:tc>
         <w:tc>
           <w:tcPr>
-            <w:tcW w:type="dxa" w:w="2422"/>
+            <w:tcW w:type="dxa" w:w="2408"/>
             <w:tcBorders>
               <w:top w:val="single" w:color="C9D3DF" w:sz="4"/>
               <w:left w:val="single" w:color="C9D3DF" w:sz="4"/>
@@ -3778,37 +3778,37 @@
         </w:tc>
         <w:tc>
           <w:tcPr>
-            <w:tcW w:type="dxa" w:w="3172"/>
-            <w:tcBorders>
-              <w:top w:val="single" w:color="C9D3DF" w:sz="4"/>
-              <w:left w:val="single" w:color="C9D3DF" w:sz="4"/>
-              <w:bottom w:val="single" w:color="C9D3DF" w:sz="4"/>
-              <w:right w:val="single" w:color="C9D3DF" w:sz="4"/>
-            </w:tcBorders>
-            <w:tcMar>
-              <w:top w:type="dxa" w:w="50"/>
-              <w:left w:type="dxa" w:w="80"/>
-              <w:bottom w:type="dxa" w:w="50"/>
-              <w:right w:type="dxa" w:w="80"/>
-            </w:tcMar>
-          </w:tcPr>
-          <w:p>
-            <w:pPr>
-              <w:jc w:val="left"/>
-            </w:pPr>
-            <w:r>
-              <w:rPr>
-                <w:rFonts w:ascii="Malgun Gothic" w:cs="Malgun Gothic" w:eastAsia="Malgun Gothic" w:hAnsi="Malgun Gothic"/>
-                <w:sz w:val="17"/>
-                <w:szCs w:val="17"/>
-              </w:rPr>
-              <w:t xml:space="preserve">A 조준수: UX·발표·품질 검증·최종 검수(배포·Secrets 관리) / B 이혜경: 기획·데이터 검증·알림 기능 개발·문서 / C 이미영: 자료 검수·테스트·기능별 화면 점검</w:t>
-            </w:r>
-          </w:p>
-        </w:tc>
-        <w:tc>
-          <w:tcPr>
-            <w:tcW w:type="dxa" w:w="2150"/>
+            <w:tcW w:type="dxa" w:w="3199"/>
+            <w:tcBorders>
+              <w:top w:val="single" w:color="C9D3DF" w:sz="4"/>
+              <w:left w:val="single" w:color="C9D3DF" w:sz="4"/>
+              <w:bottom w:val="single" w:color="C9D3DF" w:sz="4"/>
+              <w:right w:val="single" w:color="C9D3DF" w:sz="4"/>
+            </w:tcBorders>
+            <w:tcMar>
+              <w:top w:type="dxa" w:w="50"/>
+              <w:left w:type="dxa" w:w="80"/>
+              <w:bottom w:type="dxa" w:w="50"/>
+              <w:right w:type="dxa" w:w="80"/>
+            </w:tcMar>
+          </w:tcPr>
+          <w:p>
+            <w:pPr>
+              <w:jc w:val="left"/>
+            </w:pPr>
+            <w:r>
+              <w:rPr>
+                <w:rFonts w:ascii="Malgun Gothic" w:cs="Malgun Gothic" w:eastAsia="Malgun Gothic" w:hAnsi="Malgun Gothic"/>
+                <w:sz w:val="17"/>
+                <w:szCs w:val="17"/>
+              </w:rPr>
+              <w:t xml:space="preserve">A 조준수: 전체 검수·UX/UI 개선·시연동영상 편집(배포·Secrets 관리) / B 이혜경: 기획·데이터 검증·알림 기능 개발·문서 / C 이미영: 자료 검수·테스트·화면 점검·실사용자 섭외·발표자료</w:t>
+            </w:r>
+          </w:p>
+        </w:tc>
+        <w:tc>
+          <w:tcPr>
+            <w:tcW w:type="dxa" w:w="2137"/>
             <w:tcBorders>
               <w:top w:val="single" w:color="C9D3DF" w:sz="4"/>
               <w:left w:val="single" w:color="C9D3DF" w:sz="4"/>
@@ -4012,7 +4012,7 @@
                 <w:sz w:val="17"/>
                 <w:szCs w:val="17"/>
               </w:rPr>
-              <w:t xml:space="preserve">UX·발표·품질 검증·최종 검수 — 사용자 시나리오, 화면·흐름 검토, 기능 테스트(6번), 배포·Streamlit Secrets(API 키·메일 발송 계정) 관리, 시연영상·발표</w:t>
+              <w:t xml:space="preserve">UX·품질 검증·최종 검수 — 사용자 시나리오, 화면·흐름 검토, 기능 테스트(10번), 노트북·휴대폰 전체 검수 후 UX/UI 개선(10/5), 배포·Streamlit Secrets(API 키·메일 발송 계정) 관리, 시연동영상 편집·발표</w:t>
             </w:r>
           </w:p>
         </w:tc>
@@ -4144,7 +4144,7 @@
                 <w:sz w:val="17"/>
                 <w:szCs w:val="17"/>
               </w:rPr>
-              <w:t xml:space="preserve">자료 검수·테스트·화면 점검 — 데이터 공식 URL·조건·확인일 대조, 체크리스트로 PC·휴대폰 테스트(2번)·개선 리포트</w:t>
+              <w:t xml:space="preserve">자료 검수·테스트·화면 점검 — 데이터 공식 URL·조건·확인일 대조, 체크리스트로 PC·휴대폰 테스트(2번)·개선 리포트, 실사용자 섭외(4명), 발표자료</w:t>
             </w:r>
           </w:p>
         </w:tc>

--- a/deliverables/submission/오이소창원_참가신청서_최종수정본_20261004.docx
+++ b/deliverables/submission/오이소창원_참가신청서_최종수정본_20261004.docx
@@ -543,7 +543,7 @@
                 <w:sz w:val="17"/>
                 <w:szCs w:val="17"/>
               </w:rPr>
-              <w:t xml:space="preserve">이*영 · 경상남도 창원시 · 소속: [이미영 님 자료 확인 후 기재 — 프리랜서 강사, 소속 직장·사업자등록 여부]</w:t>
+              <w:t xml:space="preserve">이*영 · 경상남도 창원시 · 소속: 프리랜서 강사(개인사업자, 사업자등록증 있음 — 상호·사업자등록번호는 사업자등록증을 받은 조준수 님이 기재)</w:t>
             </w:r>
           </w:p>
         </w:tc>
@@ -1574,7 +1574,7 @@
               </w:rPr>
               <w:t xml:space="preserve">■ 아니오(Streamlit Community Cloud 무료 배포: </w:t>
             </w:r>
-            <w:hyperlink w:history="1" r:id="rIdu4_6va6orng4riapvcrrs">
+            <w:hyperlink w:history="1" r:id="rIdjfkjnywehvc3gcas5kovb">
               <w:r>
                 <w:rPr>
                   <w:rStyle w:val="Hyperlink"/>
@@ -2124,7 +2124,7 @@
                 <w:sz w:val="17"/>
                 <w:szCs w:val="17"/>
               </w:rPr>
-              <w:t xml:space="preserve">팀장 노트북·휴대폰 전체 검수 후 UX/UI 개선 4번(여백·정렬·카드·입력 폼·질문/답변 배치, 기능 변경 없음, 자동 테스트 127개 통과), 시연동영상(웹·모바일) 촬영·편집, 발표자료 제작</w:t>
+              <w:t xml:space="preserve">팀장 노트북·휴대폰 전체 검수 후 UX/UI 개선 5번(여백·정렬·카드·입력 폼·질문/답변 배치, 기능 변경 없음, 자동 테스트 127개 통과), 시연동영상(웹·모바일) 촬영·편집, 발표자료 제작</w:t>
             </w:r>
           </w:p>
         </w:tc>
@@ -2654,7 +2654,7 @@
                 <w:sz w:val="17"/>
                 <w:szCs w:val="17"/>
               </w:rPr>
-              <w:t xml:space="preserve">테스트 3종 총 53회 — 실사용자 4명(문항 평균 4.56/5, 만족도 4.75/5, 추천 4/4) · 팀 자체 37회(지적 87건 모두 반영) · AI 자동 12회</w:t>
+              <w:t xml:space="preserve">테스트 3종 총 54회 — 실사용자 4명(문항 평균 4.56/5, 만족도 4.75/5, 추천 4/4) · 팀 자체 38회(지적 88건 모두 반영) · AI 자동 12회</w:t>
             </w:r>
           </w:p>
         </w:tc>
@@ -4012,7 +4012,7 @@
                 <w:sz w:val="17"/>
                 <w:szCs w:val="17"/>
               </w:rPr>
-              <w:t xml:space="preserve">UX·품질 검증·최종 검수 — 사용자 시나리오, 화면·흐름 검토, 기능 테스트(10번), 노트북·휴대폰 전체 검수 후 UX/UI 개선(10/5), 배포·Streamlit Secrets(API 키·메일 발송 계정) 관리, 시연동영상 편집·발표</w:t>
+              <w:t xml:space="preserve">UX·품질 검증·최종 검수 — 사용자 시나리오, 화면·흐름 검토, 기능 테스트(11번), 노트북·휴대폰 전체 검수 후 UX/UI 개선(10/5), 배포·Streamlit Secrets(API 키·메일 발송 계정) 관리, 시연동영상 편집·발표</w:t>
             </w:r>
           </w:p>
         </w:tc>
